--- a/fuentes/12210011_CF01_Guion_Podcast_01.docx
+++ b/fuentes/12210011_CF01_Guion_Podcast_01.docx
@@ -62,10 +62,10 @@
       <w:tblPr>
         <w:tblW w:w="14384" w:type="dxa"/>
         <w:tblBorders>
-          <w:top w:val="outset" w:sz="6" w:space="0" w:color="auto"/>
-          <w:left w:val="outset" w:sz="6" w:space="0" w:color="auto"/>
-          <w:bottom w:val="outset" w:sz="6" w:space="0" w:color="auto"/>
-          <w:right w:val="outset" w:sz="6" w:space="0" w:color="auto"/>
+          <w:top w:val="outset" w:color="auto" w:sz="6" w:space="0"/>
+          <w:left w:val="outset" w:color="auto" w:sz="6" w:space="0"/>
+          <w:bottom w:val="outset" w:color="auto" w:sz="6" w:space="0"/>
+          <w:right w:val="outset" w:color="auto" w:sz="6" w:space="0"/>
         </w:tblBorders>
         <w:tblCellMar>
           <w:left w:w="0" w:type="dxa"/>
@@ -74,8 +74,8 @@
         <w:tblLook w:val="04A0" w:firstRow="1" w:lastRow="0" w:firstColumn="1" w:lastColumn="0" w:noHBand="0" w:noVBand="1"/>
       </w:tblPr>
       <w:tblGrid>
-        <w:gridCol w:w="2460"/>
-        <w:gridCol w:w="11924"/>
+        <w:gridCol w:w="3135"/>
+        <w:gridCol w:w="11249"/>
       </w:tblGrid>
       <w:tr>
         <w:trPr>
@@ -83,14 +83,15 @@
         </w:trPr>
         <w:tc>
           <w:tcPr>
-            <w:tcW w:w="2460" w:type="dxa"/>
+            <w:tcW w:w="3135" w:type="dxa"/>
             <w:tcBorders>
-              <w:top w:val="single" w:sz="6" w:space="0" w:color="000000" w:themeColor="text1"/>
-              <w:left w:val="single" w:sz="6" w:space="0" w:color="000000" w:themeColor="text1"/>
-              <w:bottom w:val="single" w:sz="6" w:space="0" w:color="000000" w:themeColor="text1"/>
-              <w:right w:val="single" w:sz="6" w:space="0" w:color="000000" w:themeColor="text1"/>
+              <w:top w:val="single" w:color="000000" w:themeColor="text1" w:sz="6" w:space="0"/>
+              <w:left w:val="single" w:color="000000" w:themeColor="text1" w:sz="6" w:space="0"/>
+              <w:bottom w:val="single" w:color="000000" w:themeColor="text1" w:sz="6" w:space="0"/>
+              <w:right w:val="single" w:color="000000" w:themeColor="text1" w:sz="6" w:space="0"/>
             </w:tcBorders>
             <w:shd w:val="clear" w:color="auto" w:fill="D6E3BC" w:themeFill="accent3" w:themeFillTint="66"/>
+            <w:tcMar/>
             <w:hideMark/>
           </w:tcPr>
           <w:p>
@@ -119,14 +120,15 @@
         </w:tc>
         <w:tc>
           <w:tcPr>
-            <w:tcW w:w="11924" w:type="dxa"/>
+            <w:tcW w:w="11249" w:type="dxa"/>
             <w:tcBorders>
-              <w:top w:val="single" w:sz="6" w:space="0" w:color="000000" w:themeColor="text1"/>
-              <w:left w:val="single" w:sz="6" w:space="0" w:color="000000" w:themeColor="text1"/>
-              <w:bottom w:val="single" w:sz="6" w:space="0" w:color="000000" w:themeColor="text1"/>
-              <w:right w:val="single" w:sz="6" w:space="0" w:color="000000" w:themeColor="text1"/>
+              <w:top w:val="single" w:color="000000" w:themeColor="text1" w:sz="6" w:space="0"/>
+              <w:left w:val="single" w:color="000000" w:themeColor="text1" w:sz="6" w:space="0"/>
+              <w:bottom w:val="single" w:color="000000" w:themeColor="text1" w:sz="6" w:space="0"/>
+              <w:right w:val="single" w:color="000000" w:themeColor="text1" w:sz="6" w:space="0"/>
             </w:tcBorders>
             <w:shd w:val="clear" w:color="auto" w:fill="D6E3BC" w:themeFill="accent3" w:themeFillTint="66"/>
+            <w:tcMar/>
             <w:hideMark/>
           </w:tcPr>
           <w:p>
@@ -160,13 +162,14 @@
         </w:trPr>
         <w:tc>
           <w:tcPr>
-            <w:tcW w:w="2460" w:type="dxa"/>
+            <w:tcW w:w="3135" w:type="dxa"/>
             <w:tcBorders>
-              <w:top w:val="single" w:sz="6" w:space="0" w:color="000000" w:themeColor="text1"/>
-              <w:left w:val="single" w:sz="6" w:space="0" w:color="000000" w:themeColor="text1"/>
-              <w:bottom w:val="single" w:sz="6" w:space="0" w:color="000000" w:themeColor="text1"/>
-              <w:right w:val="single" w:sz="6" w:space="0" w:color="000000" w:themeColor="text1"/>
+              <w:top w:val="single" w:color="000000" w:themeColor="text1" w:sz="6" w:space="0"/>
+              <w:left w:val="single" w:color="000000" w:themeColor="text1" w:sz="6" w:space="0"/>
+              <w:bottom w:val="single" w:color="000000" w:themeColor="text1" w:sz="6" w:space="0"/>
+              <w:right w:val="single" w:color="000000" w:themeColor="text1" w:sz="6" w:space="0"/>
             </w:tcBorders>
+            <w:tcMar/>
             <w:hideMark/>
           </w:tcPr>
           <w:p>
@@ -204,13 +207,14 @@
         </w:tc>
         <w:tc>
           <w:tcPr>
-            <w:tcW w:w="11924" w:type="dxa"/>
+            <w:tcW w:w="11249" w:type="dxa"/>
             <w:tcBorders>
-              <w:top w:val="single" w:sz="6" w:space="0" w:color="000000" w:themeColor="text1"/>
-              <w:left w:val="single" w:sz="6" w:space="0" w:color="000000" w:themeColor="text1"/>
-              <w:bottom w:val="single" w:sz="6" w:space="0" w:color="000000" w:themeColor="text1"/>
-              <w:right w:val="single" w:sz="6" w:space="0" w:color="000000" w:themeColor="text1"/>
+              <w:top w:val="single" w:color="000000" w:themeColor="text1" w:sz="6" w:space="0"/>
+              <w:left w:val="single" w:color="000000" w:themeColor="text1" w:sz="6" w:space="0"/>
+              <w:bottom w:val="single" w:color="000000" w:themeColor="text1" w:sz="6" w:space="0"/>
+              <w:right w:val="single" w:color="000000" w:themeColor="text1" w:sz="6" w:space="0"/>
             </w:tcBorders>
+            <w:tcMar/>
           </w:tcPr>
           <w:p>
             <w:pPr>
@@ -231,13 +235,14 @@
         </w:trPr>
         <w:tc>
           <w:tcPr>
-            <w:tcW w:w="2460" w:type="dxa"/>
+            <w:tcW w:w="3135" w:type="dxa"/>
             <w:tcBorders>
-              <w:top w:val="single" w:sz="6" w:space="0" w:color="000000" w:themeColor="text1"/>
-              <w:left w:val="single" w:sz="6" w:space="0" w:color="000000" w:themeColor="text1"/>
-              <w:bottom w:val="single" w:sz="6" w:space="0" w:color="000000" w:themeColor="text1"/>
-              <w:right w:val="single" w:sz="6" w:space="0" w:color="000000" w:themeColor="text1"/>
+              <w:top w:val="single" w:color="000000" w:themeColor="text1" w:sz="6" w:space="0"/>
+              <w:left w:val="single" w:color="000000" w:themeColor="text1" w:sz="6" w:space="0"/>
+              <w:bottom w:val="single" w:color="000000" w:themeColor="text1" w:sz="6" w:space="0"/>
+              <w:right w:val="single" w:color="000000" w:themeColor="text1" w:sz="6" w:space="0"/>
             </w:tcBorders>
+            <w:tcMar/>
             <w:hideMark/>
           </w:tcPr>
           <w:p>
@@ -266,13 +271,14 @@
         </w:tc>
         <w:tc>
           <w:tcPr>
-            <w:tcW w:w="11924" w:type="dxa"/>
+            <w:tcW w:w="11249" w:type="dxa"/>
             <w:tcBorders>
-              <w:top w:val="single" w:sz="6" w:space="0" w:color="000000" w:themeColor="text1"/>
-              <w:left w:val="single" w:sz="6" w:space="0" w:color="000000" w:themeColor="text1"/>
-              <w:bottom w:val="single" w:sz="6" w:space="0" w:color="000000" w:themeColor="text1"/>
-              <w:right w:val="single" w:sz="6" w:space="0" w:color="000000" w:themeColor="text1"/>
+              <w:top w:val="single" w:color="000000" w:themeColor="text1" w:sz="6" w:space="0"/>
+              <w:left w:val="single" w:color="000000" w:themeColor="text1" w:sz="6" w:space="0"/>
+              <w:bottom w:val="single" w:color="000000" w:themeColor="text1" w:sz="6" w:space="0"/>
+              <w:right w:val="single" w:color="000000" w:themeColor="text1" w:sz="6" w:space="0"/>
             </w:tcBorders>
+            <w:tcMar/>
           </w:tcPr>
           <w:p>
             <w:pPr>
@@ -297,14 +303,15 @@
         </w:trPr>
         <w:tc>
           <w:tcPr>
-            <w:tcW w:w="2460" w:type="dxa"/>
+            <w:tcW w:w="3135" w:type="dxa"/>
             <w:tcBorders>
-              <w:top w:val="single" w:sz="6" w:space="0" w:color="000000" w:themeColor="text1"/>
-              <w:left w:val="single" w:sz="6" w:space="0" w:color="000000" w:themeColor="text1"/>
-              <w:bottom w:val="single" w:sz="6" w:space="0" w:color="000000" w:themeColor="text1"/>
-              <w:right w:val="single" w:sz="6" w:space="0" w:color="000000" w:themeColor="text1"/>
+              <w:top w:val="single" w:color="000000" w:themeColor="text1" w:sz="6" w:space="0"/>
+              <w:left w:val="single" w:color="000000" w:themeColor="text1" w:sz="6" w:space="0"/>
+              <w:bottom w:val="single" w:color="000000" w:themeColor="text1" w:sz="6" w:space="0"/>
+              <w:right w:val="single" w:color="000000" w:themeColor="text1" w:sz="6" w:space="0"/>
             </w:tcBorders>
             <w:shd w:val="clear" w:color="auto" w:fill="EFEFEF"/>
+            <w:tcMar/>
             <w:hideMark/>
           </w:tcPr>
           <w:p>
@@ -322,14 +329,15 @@
         </w:tc>
         <w:tc>
           <w:tcPr>
-            <w:tcW w:w="11924" w:type="dxa"/>
+            <w:tcW w:w="11249" w:type="dxa"/>
             <w:tcBorders>
-              <w:top w:val="single" w:sz="6" w:space="0" w:color="000000" w:themeColor="text1"/>
-              <w:left w:val="single" w:sz="6" w:space="0" w:color="000000" w:themeColor="text1"/>
-              <w:bottom w:val="single" w:sz="6" w:space="0" w:color="000000" w:themeColor="text1"/>
-              <w:right w:val="single" w:sz="6" w:space="0" w:color="000000" w:themeColor="text1"/>
+              <w:top w:val="single" w:color="000000" w:themeColor="text1" w:sz="6" w:space="0"/>
+              <w:left w:val="single" w:color="000000" w:themeColor="text1" w:sz="6" w:space="0"/>
+              <w:bottom w:val="single" w:color="000000" w:themeColor="text1" w:sz="6" w:space="0"/>
+              <w:right w:val="single" w:color="000000" w:themeColor="text1" w:sz="6" w:space="0"/>
             </w:tcBorders>
             <w:shd w:val="clear" w:color="auto" w:fill="EFEFEF"/>
+            <w:tcMar/>
             <w:vAlign w:val="center"/>
             <w:hideMark/>
           </w:tcPr>
@@ -358,13 +366,14 @@
         </w:trPr>
         <w:tc>
           <w:tcPr>
-            <w:tcW w:w="2460" w:type="dxa"/>
+            <w:tcW w:w="3135" w:type="dxa"/>
             <w:tcBorders>
-              <w:top w:val="single" w:sz="6" w:space="0" w:color="000000" w:themeColor="text1"/>
-              <w:left w:val="single" w:sz="6" w:space="0" w:color="000000" w:themeColor="text1"/>
-              <w:bottom w:val="single" w:sz="6" w:space="0" w:color="000000" w:themeColor="text1"/>
-              <w:right w:val="single" w:sz="6" w:space="0" w:color="000000" w:themeColor="text1"/>
+              <w:top w:val="single" w:color="000000" w:themeColor="text1" w:sz="6" w:space="0"/>
+              <w:left w:val="single" w:color="000000" w:themeColor="text1" w:sz="6" w:space="0"/>
+              <w:bottom w:val="single" w:color="000000" w:themeColor="text1" w:sz="6" w:space="0"/>
+              <w:right w:val="single" w:color="000000" w:themeColor="text1" w:sz="6" w:space="0"/>
             </w:tcBorders>
+            <w:tcMar/>
             <w:hideMark/>
           </w:tcPr>
           <w:p>
@@ -378,13 +387,14 @@
         </w:tc>
         <w:tc>
           <w:tcPr>
-            <w:tcW w:w="11924" w:type="dxa"/>
+            <w:tcW w:w="11249" w:type="dxa"/>
             <w:tcBorders>
-              <w:top w:val="single" w:sz="6" w:space="0" w:color="000000" w:themeColor="text1"/>
-              <w:left w:val="single" w:sz="6" w:space="0" w:color="000000" w:themeColor="text1"/>
-              <w:bottom w:val="single" w:sz="6" w:space="0" w:color="000000" w:themeColor="text1"/>
-              <w:right w:val="single" w:sz="6" w:space="0" w:color="000000" w:themeColor="text1"/>
+              <w:top w:val="single" w:color="000000" w:themeColor="text1" w:sz="6" w:space="0"/>
+              <w:left w:val="single" w:color="000000" w:themeColor="text1" w:sz="6" w:space="0"/>
+              <w:bottom w:val="single" w:color="000000" w:themeColor="text1" w:sz="6" w:space="0"/>
+              <w:right w:val="single" w:color="000000" w:themeColor="text1" w:sz="6" w:space="0"/>
             </w:tcBorders>
+            <w:tcMar/>
             <w:hideMark/>
           </w:tcPr>
           <w:p>
@@ -846,7 +856,7 @@
 </file>
 
 <file path=word/header1.xml><?xml version="1.0" encoding="utf-8"?>
-<w:hdr xmlns:wpc="http://schemas.microsoft.com/office/word/2010/wordprocessingCanvas" xmlns:cx="http://schemas.microsoft.com/office/drawing/2014/chartex" xmlns:cx1="http://schemas.microsoft.com/office/drawing/2015/9/8/chartex" xmlns:cx2="http://schemas.microsoft.com/office/drawing/2015/10/21/chartex" xmlns:cx3="http://schemas.microsoft.com/office/drawing/2016/5/9/chartex" xmlns:cx4="http://schemas.microsoft.com/office/drawing/2016/5/10/chartex" xmlns:cx5="http://schemas.microsoft.com/office/drawing/2016/5/11/chartex" xmlns:cx6="http://schemas.microsoft.com/office/drawing/2016/5/12/chartex" xmlns:cx7="http://schemas.microsoft.com/office/drawing/2016/5/13/chartex" xmlns:cx8="http://schemas.microsoft.com/office/drawing/2016/5/14/chartex" xmlns:mc="http://schemas.openxmlformats.org/markup-compatibility/2006" xmlns:aink="http://schemas.microsoft.com/office/drawing/2016/ink" xmlns:am3d="http://schemas.microsoft.com/office/drawing/2017/model3d" xmlns:o="urn:schemas-microsoft-com:office:office" xmlns:oel="http://schemas.microsoft.com/office/2019/extlst" xmlns:r="http://schemas.openxmlformats.org/officeDocument/2006/relationships" xmlns:m="http://schemas.openxmlformats.org/officeDocument/2006/math" xmlns:v="urn:schemas-microsoft-com:vml" xmlns:wp14="http://schemas.microsoft.com/office/word/2010/wordprocessingDrawing" xmlns:wp="http://schemas.openxmlformats.org/drawingml/2006/wordprocessingDrawing" xmlns:w10="urn:schemas-microsoft-com:office:word" xmlns:w="http://schemas.openxmlformats.org/wordprocessingml/2006/main" xmlns:w14="http://schemas.microsoft.com/office/word/2010/wordml" xmlns:w15="http://schemas.microsoft.com/office/word/2012/wordml" xmlns:w16cex="http://schemas.microsoft.com/office/word/2018/wordml/cex" xmlns:w16cid="http://schemas.microsoft.com/office/word/2016/wordml/cid" xmlns:w16="http://schemas.microsoft.com/office/word/2018/wordml" xmlns:w16du="http://schemas.microsoft.com/office/word/2023/wordml/word16du" xmlns:w16sdtdh="http://schemas.microsoft.com/office/word/2020/wordml/sdtdatahash" xmlns:w16sdtfl="http://schemas.microsoft.com/office/word/2024/wordml/sdtformatlock" xmlns:w16se="http://schemas.microsoft.com/office/word/2015/wordml/symex" xmlns:wpg="http://schemas.microsoft.com/office/word/2010/wordprocessingGroup" xmlns:wpi="http://schemas.microsoft.com/office/word/2010/wordprocessingInk" xmlns:wne="http://schemas.microsoft.com/office/word/2006/wordml" xmlns:wps="http://schemas.microsoft.com/office/word/2010/wordprocessingShape" mc:Ignorable="w14 w15 w16se w16cid w16 w16cex w16sdtdh w16sdtfl w16du wp14">
+<w:hdr xmlns:wpc="http://schemas.microsoft.com/office/word/2010/wordprocessingCanvas" xmlns:cx="http://schemas.microsoft.com/office/drawing/2014/chartex" xmlns:cx1="http://schemas.microsoft.com/office/drawing/2015/9/8/chartex" xmlns:cx2="http://schemas.microsoft.com/office/drawing/2015/10/21/chartex" xmlns:cx3="http://schemas.microsoft.com/office/drawing/2016/5/9/chartex" xmlns:cx4="http://schemas.microsoft.com/office/drawing/2016/5/10/chartex" xmlns:cx5="http://schemas.microsoft.com/office/drawing/2016/5/11/chartex" xmlns:cx6="http://schemas.microsoft.com/office/drawing/2016/5/12/chartex" xmlns:cx7="http://schemas.microsoft.com/office/drawing/2016/5/13/chartex" xmlns:cx8="http://schemas.microsoft.com/office/drawing/2016/5/14/chartex" xmlns:mc="http://schemas.openxmlformats.org/markup-compatibility/2006" xmlns:aink="http://schemas.microsoft.com/office/drawing/2016/ink" xmlns:am3d="http://schemas.microsoft.com/office/drawing/2017/model3d" xmlns:o="urn:schemas-microsoft-com:office:office" xmlns:oel="http://schemas.microsoft.com/office/2019/extlst" xmlns:r="http://schemas.openxmlformats.org/officeDocument/2006/relationships" xmlns:m="http://schemas.openxmlformats.org/officeDocument/2006/math" xmlns:v="urn:schemas-microsoft-com:vml" xmlns:wp14="http://schemas.microsoft.com/office/word/2010/wordprocessingDrawing" xmlns:wp="http://schemas.openxmlformats.org/drawingml/2006/wordprocessingDrawing" xmlns:w10="urn:schemas-microsoft-com:office:word" xmlns:w="http://schemas.openxmlformats.org/wordprocessingml/2006/main" xmlns:w14="http://schemas.microsoft.com/office/word/2010/wordml" xmlns:w15="http://schemas.microsoft.com/office/word/2012/wordml" xmlns:w16cex="http://schemas.microsoft.com/office/word/2018/wordml/cex" xmlns:w16cid="http://schemas.microsoft.com/office/word/2016/wordml/cid" xmlns:w16="http://schemas.microsoft.com/office/word/2018/wordml" xmlns:w16du="http://schemas.microsoft.com/office/word/2023/wordml/word16du" xmlns:w16sdtdh="http://schemas.microsoft.com/office/word/2020/wordml/sdtdatahash" xmlns:w16sdtfl="http://schemas.microsoft.com/office/word/2024/wordml/sdtformatlock" xmlns:w16se="http://schemas.microsoft.com/office/word/2015/wordml/symex" xmlns:wpg="http://schemas.microsoft.com/office/word/2010/wordprocessingGroup" xmlns:wpi="http://schemas.microsoft.com/office/word/2010/wordprocessingInk" xmlns:wne="http://schemas.microsoft.com/office/word/2006/wordml" xmlns:wps="http://schemas.microsoft.com/office/word/2010/wordprocessingShape" xmlns:a="http://schemas.openxmlformats.org/drawingml/2006/main" xmlns:pic="http://schemas.openxmlformats.org/drawingml/2006/picture" xmlns:a14="http://schemas.microsoft.com/office/drawing/2010/main" mc:Ignorable="w14 w15 w16se w16cid w16 w16cex w16sdtdh w16sdtfl w16du wp14">
   <w:p>
     <w:pPr>
       <w:pBdr>
@@ -1058,7 +1068,7 @@
         <w:ind w:left="720" w:hanging="360"/>
       </w:pPr>
       <w:rPr>
-        <w:rFonts w:ascii="Symbol" w:hAnsi="Symbol" w:hint="default"/>
+        <w:rFonts w:hint="default" w:ascii="Symbol" w:hAnsi="Symbol"/>
       </w:rPr>
     </w:lvl>
     <w:lvl w:ilvl="1" w:tplc="080A0003" w:tentative="1">
@@ -1070,7 +1080,7 @@
         <w:ind w:left="1440" w:hanging="360"/>
       </w:pPr>
       <w:rPr>
-        <w:rFonts w:ascii="Courier New" w:hAnsi="Courier New" w:cs="Courier New" w:hint="default"/>
+        <w:rFonts w:hint="default" w:ascii="Courier New" w:hAnsi="Courier New" w:cs="Courier New"/>
       </w:rPr>
     </w:lvl>
     <w:lvl w:ilvl="2" w:tplc="080A0005" w:tentative="1">
@@ -1082,7 +1092,7 @@
         <w:ind w:left="2160" w:hanging="360"/>
       </w:pPr>
       <w:rPr>
-        <w:rFonts w:ascii="Wingdings" w:hAnsi="Wingdings" w:hint="default"/>
+        <w:rFonts w:hint="default" w:ascii="Wingdings" w:hAnsi="Wingdings"/>
       </w:rPr>
     </w:lvl>
     <w:lvl w:ilvl="3" w:tplc="080A0001" w:tentative="1">
@@ -1094,7 +1104,7 @@
         <w:ind w:left="2880" w:hanging="360"/>
       </w:pPr>
       <w:rPr>
-        <w:rFonts w:ascii="Symbol" w:hAnsi="Symbol" w:hint="default"/>
+        <w:rFonts w:hint="default" w:ascii="Symbol" w:hAnsi="Symbol"/>
       </w:rPr>
     </w:lvl>
     <w:lvl w:ilvl="4" w:tplc="080A0003" w:tentative="1">
@@ -1106,7 +1116,7 @@
         <w:ind w:left="3600" w:hanging="360"/>
       </w:pPr>
       <w:rPr>
-        <w:rFonts w:ascii="Courier New" w:hAnsi="Courier New" w:cs="Courier New" w:hint="default"/>
+        <w:rFonts w:hint="default" w:ascii="Courier New" w:hAnsi="Courier New" w:cs="Courier New"/>
       </w:rPr>
     </w:lvl>
     <w:lvl w:ilvl="5" w:tplc="080A0005" w:tentative="1">
@@ -1118,7 +1128,7 @@
         <w:ind w:left="4320" w:hanging="360"/>
       </w:pPr>
       <w:rPr>
-        <w:rFonts w:ascii="Wingdings" w:hAnsi="Wingdings" w:hint="default"/>
+        <w:rFonts w:hint="default" w:ascii="Wingdings" w:hAnsi="Wingdings"/>
       </w:rPr>
     </w:lvl>
     <w:lvl w:ilvl="6" w:tplc="080A0001" w:tentative="1">
@@ -1130,7 +1140,7 @@
         <w:ind w:left="5040" w:hanging="360"/>
       </w:pPr>
       <w:rPr>
-        <w:rFonts w:ascii="Symbol" w:hAnsi="Symbol" w:hint="default"/>
+        <w:rFonts w:hint="default" w:ascii="Symbol" w:hAnsi="Symbol"/>
       </w:rPr>
     </w:lvl>
     <w:lvl w:ilvl="7" w:tplc="080A0003" w:tentative="1">
@@ -1142,7 +1152,7 @@
         <w:ind w:left="5760" w:hanging="360"/>
       </w:pPr>
       <w:rPr>
-        <w:rFonts w:ascii="Courier New" w:hAnsi="Courier New" w:cs="Courier New" w:hint="default"/>
+        <w:rFonts w:hint="default" w:ascii="Courier New" w:hAnsi="Courier New" w:cs="Courier New"/>
       </w:rPr>
     </w:lvl>
     <w:lvl w:ilvl="8" w:tplc="080A0005" w:tentative="1">
@@ -1154,7 +1164,7 @@
         <w:ind w:left="6480" w:hanging="360"/>
       </w:pPr>
       <w:rPr>
-        <w:rFonts w:ascii="Wingdings" w:hAnsi="Wingdings" w:hint="default"/>
+        <w:rFonts w:hint="default" w:ascii="Wingdings" w:hAnsi="Wingdings"/>
       </w:rPr>
     </w:lvl>
   </w:abstractNum>
@@ -1169,7 +1179,7 @@
   <w:docDefaults>
     <w:rPrDefault>
       <w:rPr>
-        <w:rFonts w:ascii="Arial" w:eastAsia="Arial" w:hAnsi="Arial" w:cs="Arial"/>
+        <w:rFonts w:ascii="Arial" w:hAnsi="Arial" w:eastAsia="Arial" w:cs="Arial"/>
         <w:sz w:val="22"/>
         <w:szCs w:val="22"/>
         <w:lang w:val="es-MX" w:eastAsia="es-MX" w:bidi="ar-SA"/>
@@ -1184,14 +1194,14 @@
   <w:latentStyles w:defLockedState="0" w:defUIPriority="99" w:defSemiHidden="0" w:defUnhideWhenUsed="0" w:defQFormat="0" w:count="376">
     <w:lsdException w:name="Normal" w:uiPriority="0" w:qFormat="1"/>
     <w:lsdException w:name="heading 1" w:uiPriority="9" w:qFormat="1"/>
-    <w:lsdException w:name="heading 2" w:semiHidden="1" w:uiPriority="9" w:unhideWhenUsed="1" w:qFormat="1"/>
-    <w:lsdException w:name="heading 3" w:semiHidden="1" w:uiPriority="9" w:unhideWhenUsed="1" w:qFormat="1"/>
-    <w:lsdException w:name="heading 4" w:semiHidden="1" w:uiPriority="9" w:unhideWhenUsed="1" w:qFormat="1"/>
-    <w:lsdException w:name="heading 5" w:semiHidden="1" w:uiPriority="9" w:unhideWhenUsed="1" w:qFormat="1"/>
-    <w:lsdException w:name="heading 6" w:semiHidden="1" w:uiPriority="9" w:unhideWhenUsed="1" w:qFormat="1"/>
-    <w:lsdException w:name="heading 7" w:semiHidden="1" w:uiPriority="9" w:unhideWhenUsed="1" w:qFormat="1"/>
-    <w:lsdException w:name="heading 8" w:semiHidden="1" w:uiPriority="9" w:unhideWhenUsed="1" w:qFormat="1"/>
-    <w:lsdException w:name="heading 9" w:semiHidden="1" w:uiPriority="9" w:unhideWhenUsed="1" w:qFormat="1"/>
+    <w:lsdException w:name="heading 2" w:uiPriority="9" w:semiHidden="1" w:unhideWhenUsed="1" w:qFormat="1"/>
+    <w:lsdException w:name="heading 3" w:uiPriority="9" w:semiHidden="1" w:unhideWhenUsed="1" w:qFormat="1"/>
+    <w:lsdException w:name="heading 4" w:uiPriority="9" w:semiHidden="1" w:unhideWhenUsed="1" w:qFormat="1"/>
+    <w:lsdException w:name="heading 5" w:uiPriority="9" w:semiHidden="1" w:unhideWhenUsed="1" w:qFormat="1"/>
+    <w:lsdException w:name="heading 6" w:uiPriority="9" w:semiHidden="1" w:unhideWhenUsed="1" w:qFormat="1"/>
+    <w:lsdException w:name="heading 7" w:uiPriority="9" w:semiHidden="1" w:unhideWhenUsed="1" w:qFormat="1"/>
+    <w:lsdException w:name="heading 8" w:uiPriority="9" w:semiHidden="1" w:unhideWhenUsed="1" w:qFormat="1"/>
+    <w:lsdException w:name="heading 9" w:uiPriority="9" w:semiHidden="1" w:unhideWhenUsed="1" w:qFormat="1"/>
     <w:lsdException w:name="index 1" w:semiHidden="1" w:unhideWhenUsed="1"/>
     <w:lsdException w:name="index 2" w:semiHidden="1" w:unhideWhenUsed="1"/>
     <w:lsdException w:name="index 3" w:semiHidden="1" w:unhideWhenUsed="1"/>
@@ -1201,22 +1211,22 @@
     <w:lsdException w:name="index 7" w:semiHidden="1" w:unhideWhenUsed="1"/>
     <w:lsdException w:name="index 8" w:semiHidden="1" w:unhideWhenUsed="1"/>
     <w:lsdException w:name="index 9" w:semiHidden="1" w:unhideWhenUsed="1"/>
-    <w:lsdException w:name="toc 1" w:semiHidden="1" w:uiPriority="39" w:unhideWhenUsed="1"/>
-    <w:lsdException w:name="toc 2" w:semiHidden="1" w:uiPriority="39" w:unhideWhenUsed="1"/>
-    <w:lsdException w:name="toc 3" w:semiHidden="1" w:uiPriority="39" w:unhideWhenUsed="1"/>
-    <w:lsdException w:name="toc 4" w:semiHidden="1" w:uiPriority="39" w:unhideWhenUsed="1"/>
-    <w:lsdException w:name="toc 5" w:semiHidden="1" w:uiPriority="39" w:unhideWhenUsed="1"/>
-    <w:lsdException w:name="toc 6" w:semiHidden="1" w:uiPriority="39" w:unhideWhenUsed="1"/>
-    <w:lsdException w:name="toc 7" w:semiHidden="1" w:uiPriority="39" w:unhideWhenUsed="1"/>
-    <w:lsdException w:name="toc 8" w:semiHidden="1" w:uiPriority="39" w:unhideWhenUsed="1"/>
-    <w:lsdException w:name="toc 9" w:semiHidden="1" w:uiPriority="39" w:unhideWhenUsed="1"/>
+    <w:lsdException w:name="toc 1" w:uiPriority="39" w:semiHidden="1" w:unhideWhenUsed="1"/>
+    <w:lsdException w:name="toc 2" w:uiPriority="39" w:semiHidden="1" w:unhideWhenUsed="1"/>
+    <w:lsdException w:name="toc 3" w:uiPriority="39" w:semiHidden="1" w:unhideWhenUsed="1"/>
+    <w:lsdException w:name="toc 4" w:uiPriority="39" w:semiHidden="1" w:unhideWhenUsed="1"/>
+    <w:lsdException w:name="toc 5" w:uiPriority="39" w:semiHidden="1" w:unhideWhenUsed="1"/>
+    <w:lsdException w:name="toc 6" w:uiPriority="39" w:semiHidden="1" w:unhideWhenUsed="1"/>
+    <w:lsdException w:name="toc 7" w:uiPriority="39" w:semiHidden="1" w:unhideWhenUsed="1"/>
+    <w:lsdException w:name="toc 8" w:uiPriority="39" w:semiHidden="1" w:unhideWhenUsed="1"/>
+    <w:lsdException w:name="toc 9" w:uiPriority="39" w:semiHidden="1" w:unhideWhenUsed="1"/>
     <w:lsdException w:name="Normal Indent" w:semiHidden="1" w:unhideWhenUsed="1"/>
     <w:lsdException w:name="footnote text" w:semiHidden="1" w:unhideWhenUsed="1"/>
     <w:lsdException w:name="annotation text" w:semiHidden="1" w:unhideWhenUsed="1"/>
     <w:lsdException w:name="header" w:semiHidden="1" w:unhideWhenUsed="1"/>
     <w:lsdException w:name="footer" w:semiHidden="1" w:unhideWhenUsed="1"/>
     <w:lsdException w:name="index heading" w:semiHidden="1" w:unhideWhenUsed="1"/>
-    <w:lsdException w:name="caption" w:semiHidden="1" w:uiPriority="35" w:unhideWhenUsed="1" w:qFormat="1"/>
+    <w:lsdException w:name="caption" w:uiPriority="35" w:semiHidden="1" w:unhideWhenUsed="1" w:qFormat="1"/>
     <w:lsdException w:name="table of figures" w:semiHidden="1" w:unhideWhenUsed="1"/>
     <w:lsdException w:name="envelope address" w:semiHidden="1" w:unhideWhenUsed="1"/>
     <w:lsdException w:name="envelope return" w:semiHidden="1" w:unhideWhenUsed="1"/>
@@ -1247,7 +1257,7 @@
     <w:lsdException w:name="Title" w:uiPriority="10" w:qFormat="1"/>
     <w:lsdException w:name="Closing" w:semiHidden="1" w:unhideWhenUsed="1"/>
     <w:lsdException w:name="Signature" w:semiHidden="1" w:unhideWhenUsed="1"/>
-    <w:lsdException w:name="Default Paragraph Font" w:semiHidden="1" w:uiPriority="1" w:unhideWhenUsed="1"/>
+    <w:lsdException w:name="Default Paragraph Font" w:uiPriority="1" w:semiHidden="1" w:unhideWhenUsed="1"/>
     <w:lsdException w:name="Body Text" w:semiHidden="1" w:unhideWhenUsed="1"/>
     <w:lsdException w:name="Body Text Indent" w:semiHidden="1" w:unhideWhenUsed="1"/>
     <w:lsdException w:name="List Continue" w:semiHidden="1" w:unhideWhenUsed="1"/>
@@ -1447,8 +1457,8 @@
     <w:lsdException w:name="Subtle Reference" w:uiPriority="31" w:qFormat="1"/>
     <w:lsdException w:name="Intense Reference" w:uiPriority="32" w:qFormat="1"/>
     <w:lsdException w:name="Book Title" w:uiPriority="33" w:qFormat="1"/>
-    <w:lsdException w:name="Bibliography" w:semiHidden="1" w:uiPriority="37" w:unhideWhenUsed="1"/>
-    <w:lsdException w:name="TOC Heading" w:semiHidden="1" w:uiPriority="39" w:unhideWhenUsed="1" w:qFormat="1"/>
+    <w:lsdException w:name="Bibliography" w:uiPriority="37" w:semiHidden="1" w:unhideWhenUsed="1"/>
+    <w:lsdException w:name="TOC Heading" w:uiPriority="39" w:semiHidden="1" w:unhideWhenUsed="1" w:qFormat="1"/>
     <w:lsdException w:name="Plain Table 1" w:uiPriority="41"/>
     <w:lsdException w:name="Plain Table 2" w:uiPriority="42"/>
     <w:lsdException w:name="Plain Table 3" w:uiPriority="43"/>
@@ -1559,7 +1569,7 @@
     <w:lsdException w:name="Unresolved Mention" w:semiHidden="1" w:unhideWhenUsed="1"/>
     <w:lsdException w:name="Smart Link" w:semiHidden="1" w:unhideWhenUsed="1"/>
   </w:latentStyles>
-  <w:style w:type="paragraph" w:default="1" w:styleId="Normal">
+  <w:style w:type="paragraph" w:styleId="Normal" w:default="1">
     <w:name w:val="Normal"/>
     <w:qFormat/>
     <w:rsid w:val="004822E3"/>
@@ -1677,13 +1687,13 @@
       <w:color w:val="666666"/>
     </w:rPr>
   </w:style>
-  <w:style w:type="character" w:default="1" w:styleId="Fuentedeprrafopredeter">
+  <w:style w:type="character" w:styleId="Fuentedeprrafopredeter" w:default="1">
     <w:name w:val="Default Paragraph Font"/>
     <w:uiPriority w:val="1"/>
     <w:semiHidden/>
     <w:unhideWhenUsed/>
   </w:style>
-  <w:style w:type="table" w:default="1" w:styleId="Tablanormal">
+  <w:style w:type="table" w:styleId="Tablanormal" w:default="1">
     <w:name w:val="Normal Table"/>
     <w:uiPriority w:val="99"/>
     <w:semiHidden/>
@@ -1698,7 +1708,7 @@
       </w:tblCellMar>
     </w:tblPr>
   </w:style>
-  <w:style w:type="numbering" w:default="1" w:styleId="Sinlista">
+  <w:style w:type="numbering" w:styleId="Sinlista" w:default="1">
     <w:name w:val="No List"/>
     <w:uiPriority w:val="99"/>
     <w:semiHidden/>
@@ -1737,7 +1747,7 @@
       <w:szCs w:val="30"/>
     </w:rPr>
   </w:style>
-  <w:style w:type="table" w:customStyle="1" w:styleId="a">
+  <w:style w:type="table" w:styleId="a" w:customStyle="1">
     <w:basedOn w:val="Tablanormal"/>
     <w:tblPr>
       <w:tblStyleRowBandSize w:val="1"/>
@@ -1782,7 +1792,7 @@
       <w:spacing w:before="100" w:beforeAutospacing="1" w:after="100" w:afterAutospacing="1" w:line="240" w:lineRule="auto"/>
     </w:pPr>
     <w:rPr>
-      <w:rFonts w:ascii="Times New Roman" w:eastAsia="Times New Roman" w:hAnsi="Times New Roman" w:cs="Times New Roman"/>
+      <w:rFonts w:ascii="Times New Roman" w:hAnsi="Times New Roman" w:eastAsia="Times New Roman" w:cs="Times New Roman"/>
       <w:sz w:val="24"/>
       <w:szCs w:val="24"/>
       <w:lang w:val="es-CO"/>
@@ -1799,7 +1809,7 @@
       <w:iCs/>
     </w:rPr>
   </w:style>
-  <w:style w:type="character" w:customStyle="1" w:styleId="apple-converted-space">
+  <w:style w:type="character" w:styleId="apple-converted-space" w:customStyle="1">
     <w:name w:val="apple-converted-space"/>
     <w:basedOn w:val="Fuentedeprrafopredeter"/>
     <w:rsid w:val="00BD6557"/>
@@ -1843,7 +1853,7 @@
       <w:szCs w:val="20"/>
     </w:rPr>
   </w:style>
-  <w:style w:type="character" w:customStyle="1" w:styleId="TextocomentarioCar">
+  <w:style w:type="character" w:styleId="TextocomentarioCar" w:customStyle="1">
     <w:name w:val="Texto comentario Car"/>
     <w:basedOn w:val="Fuentedeprrafopredeter"/>
     <w:link w:val="Textocomentario"/>
@@ -1869,7 +1879,7 @@
       <w:bCs/>
     </w:rPr>
   </w:style>
-  <w:style w:type="character" w:customStyle="1" w:styleId="AsuntodelcomentarioCar">
+  <w:style w:type="character" w:styleId="AsuntodelcomentarioCar" w:customStyle="1">
     <w:name w:val="Asunto del comentario Car"/>
     <w:basedOn w:val="TextocomentarioCar"/>
     <w:link w:val="Asuntodelcomentario"/>
@@ -1900,7 +1910,7 @@
       <w:szCs w:val="18"/>
     </w:rPr>
   </w:style>
-  <w:style w:type="character" w:customStyle="1" w:styleId="TextodegloboCar">
+  <w:style w:type="character" w:styleId="TextodegloboCar" w:customStyle="1">
     <w:name w:val="Texto de globo Car"/>
     <w:basedOn w:val="Fuentedeprrafopredeter"/>
     <w:link w:val="Textodeglobo"/>
@@ -1913,7 +1923,7 @@
       <w:szCs w:val="18"/>
     </w:rPr>
   </w:style>
-  <w:style w:type="character" w:customStyle="1" w:styleId="Mencinsinresolver1">
+  <w:style w:type="character" w:styleId="Mencinsinresolver1" w:customStyle="1">
     <w:name w:val="Mención sin resolver1"/>
     <w:basedOn w:val="Fuentedeprrafopredeter"/>
     <w:uiPriority w:val="99"/>
@@ -1940,7 +1950,7 @@
       <w:spacing w:line="240" w:lineRule="auto"/>
     </w:pPr>
   </w:style>
-  <w:style w:type="character" w:customStyle="1" w:styleId="EncabezadoCar">
+  <w:style w:type="character" w:styleId="EncabezadoCar" w:customStyle="1">
     <w:name w:val="Encabezado Car"/>
     <w:basedOn w:val="Fuentedeprrafopredeter"/>
     <w:link w:val="Encabezado"/>
@@ -1962,14 +1972,14 @@
       <w:spacing w:line="240" w:lineRule="auto"/>
     </w:pPr>
   </w:style>
-  <w:style w:type="character" w:customStyle="1" w:styleId="PiedepginaCar">
+  <w:style w:type="character" w:styleId="PiedepginaCar" w:customStyle="1">
     <w:name w:val="Pie de página Car"/>
     <w:basedOn w:val="Fuentedeprrafopredeter"/>
     <w:link w:val="Piedepgina"/>
     <w:uiPriority w:val="99"/>
     <w:rsid w:val="00D61CB2"/>
   </w:style>
-  <w:style w:type="paragraph" w:customStyle="1" w:styleId="Normal0">
+  <w:style w:type="paragraph" w:styleId="Normal0" w:customStyle="1">
     <w:name w:val="Normal0"/>
     <w:qFormat/>
     <w:rsid w:val="00890BC2"/>
